--- a/docx4j-core-tests/src/test/resources/text-extraction/phase0/extraction-probe.docx
+++ b/docx4j-core-tests/src/test/resources/text-extraction/phase0/extraction-probe.docx
@@ -2494,6 +2494,56 @@
       </w:r>
       <w:r>
         <w:fldChar w:fldCharType="end"/>
+      </w:r>
+    </w:p>
+    <w:p>
+      <w:pPr>
+        <w:pStyle w:val="Heading2"/>
+      </w:pPr>
+      <w:r>
+        <w:t xml:space="preserve">Case 53: an embedded presentation with groups, a table, a hidden slide and speaker notes</w:t>
+      </w:r>
+    </w:p>
+    <w:p>
+      <w:r>
+        <w:object w:dxaOrig="1280" w:dyaOrig="640">
+          <v:shapetype id="_x0000_t75" coordsize="21600,21600" o:spt="75" o:preferrelative="t" path="m@4@5l@4@11@9@11@9@5xe" filled="f" stroked="f">
+            <v:stroke joinstyle="miter"/>
+            <v:formulas>
+              <v:f eqn="if lineDrawn pixelLineWidth 0"/>
+              <v:f eqn="sum @0 1 0"/>
+              <v:f eqn="sum 0 0 @1"/>
+              <v:f eqn="prod @2 1 2"/>
+              <v:f eqn="prod @3 21600 pixelWidth"/>
+              <v:f eqn="prod @3 21600 pixelHeight"/>
+              <v:f eqn="sum @0 0 1"/>
+              <v:f eqn="prod @6 1 2"/>
+              <v:f eqn="prod @7 21600 pixelWidth"/>
+              <v:f eqn="sum @8 21600 0"/>
+              <v:f eqn="prod @7 21600 pixelHeight"/>
+              <v:f eqn="sum @10 21600 0"/>
+            </v:formulas>
+            <v:path o:extrusionok="f" gradientshapeok="t" o:connecttype="rect"/>
+            <o:lock v:ext="edit" aspectratio="t"/>
+          </v:shapetype>
+          <v:shape id="_x0000_i1039" type="#_x0000_t75" style="width:64pt;height:32pt" o:ole="">
+            <v:imagedata r:id="rId37" o:title=""/>
+          </v:shape>
+          <o:OLEObject Type="Embed" ProgID="PowerPoint.Show.12" ShapeID="_x0000_i1039" DrawAspect="Icon" ObjectID="_1000001039" r:id="rId38"/>
+        </w:object>
+      </w:r>
+    </w:p>
+    <w:p>
+      <w:pPr>
+        <w:pStyle w:val="Heading2"/>
+      </w:pPr>
+      <w:r>
+        <w:t xml:space="preserve">Case 54: a glossary document with two building-block entries</w:t>
+      </w:r>
+    </w:p>
+    <w:p>
+      <w:r>
+        <w:t xml:space="preserve">The glossary holds two entries; neither is inserted into the main story.</w:t>
       </w:r>
     </w:p>
     <w:sectPr>
@@ -6330,6 +6380,59 @@
 </dgm:styleDef>
 </file>
 
+<file path=word/glossary/document.xml><?xml version="1.0" encoding="utf-8"?>
+<w:glossaryDocument xmlns:w="http://schemas.openxmlformats.org/wordprocessingml/2006/main" xmlns:r="http://schemas.openxmlformats.org/officeDocument/2006/relationships" xmlns:wp="http://schemas.openxmlformats.org/drawingml/2006/wordprocessingDrawing" xmlns:a="http://schemas.openxmlformats.org/drawingml/2006/main" xmlns:pic="http://schemas.openxmlformats.org/drawingml/2006/picture" xmlns:wps="http://schemas.microsoft.com/office/word/2010/wordprocessingShape" xmlns:mc="http://schemas.openxmlformats.org/markup-compatibility/2006" xmlns:v="urn:schemas-microsoft-com:vml" xmlns:o="urn:schemas-microsoft-com:office:office" xmlns:w10="urn:schemas-microsoft-com:office:word" xmlns:w14="http://schemas.microsoft.com/office/word/2010/wordml" xmlns:w15="http://schemas.microsoft.com/office/word/2012/wordml" xmlns:m="http://schemas.openxmlformats.org/officeDocument/2006/math" mc:Ignorable="w14 w15">
+  <w:docParts>
+    <w:docPart>
+      <w:docPartPr>
+        <w:name w:val="Probe glossary One"/>
+        <w:category>
+          <w:name w:val="General"/>
+          <w:gallery w:val="autoTxt"/>
+        </w:category>
+        <w:types>
+          <w:type w:val="autoExp"/>
+        </w:types>
+        <w:behaviors>
+          <w:behavior w:val="content"/>
+        </w:behaviors>
+        <w:guid w:val="{A153C174-0664-4354-953A-111111111111}"/>
+      </w:docPartPr>
+      <w:docPartBody>
+        <w:p>
+          <w:r>
+            <w:t xml:space="preserve">GLS54_ENTRY_ONE</w:t>
+          </w:r>
+        </w:p>
+      </w:docPartBody>
+    </w:docPart>
+    <w:docPart>
+      <w:docPartPr>
+        <w:name w:val="Probe glossary Two"/>
+        <w:category>
+          <w:name w:val="General"/>
+          <w:gallery w:val="autoTxt"/>
+        </w:category>
+        <w:types>
+          <w:type w:val="autoExp"/>
+        </w:types>
+        <w:behaviors>
+          <w:behavior w:val="content"/>
+        </w:behaviors>
+        <w:guid w:val="{A153C174-0664-4354-953A-222222222222}"/>
+      </w:docPartPr>
+      <w:docPartBody>
+        <w:p>
+          <w:r>
+            <w:t xml:space="preserve">GLS54_ENTRY_TWO</w:t>
+          </w:r>
+        </w:p>
+      </w:docPartBody>
+    </w:docPart>
+  </w:docParts>
+</w:glossaryDocument>
+</file>
+
 <file path=word/theme/theme1.xml><?xml version="1.0" encoding="utf-8"?>
 <a:theme xmlns:w="http://schemas.openxmlformats.org/wordprocessingml/2006/main" xmlns:r="http://schemas.openxmlformats.org/officeDocument/2006/relationships" xmlns:w16du="http://schemas.microsoft.com/office/word/2023/wordml/word16du" xmlns:w15="http://schemas.microsoft.com/office/word/2012/wordml" xmlns:w14="http://schemas.microsoft.com/office/word/2010/wordml" xmlns:w16sdtdh="http://schemas.microsoft.com/office/word/2020/wordml/sdtdatahash" xmlns:w16sdtfl="http://schemas.microsoft.com/office/word/2024/wordml/sdtformatlock" xmlns:w16se="http://schemas.microsoft.com/office/word/2015/wordml/symex" xmlns:m="http://schemas.openxmlformats.org/officeDocument/2006/math" xmlns:a="http://schemas.openxmlformats.org/drawingml/2006/main" xmlns:wp="http://schemas.openxmlformats.org/drawingml/2006/wordprocessingDrawing" xmlns:wp14="http://schemas.microsoft.com/office/word/2010/wordprocessingDrawing" xmlns:mc="http://schemas.openxmlformats.org/markup-compatibility/2006" xmlns:a14="http://schemas.microsoft.com/office/drawing/2010/main" xmlns:w16cid="http://schemas.microsoft.com/office/word/2016/wordml/cid" xmlns:sl="http://schemas.openxmlformats.org/schemaLibrary/2006/main" xmlns:wne="http://schemas.microsoft.com/office/word/2006/wordml" xmlns:c="http://schemas.openxmlformats.org/drawingml/2006/chart" xmlns:cdr="http://schemas.openxmlformats.org/drawingml/2006/chartDrawing" xmlns:c14="http://schemas.microsoft.com/office/drawing/2007/8/2/chart" xmlns:dgm="http://schemas.openxmlformats.org/drawingml/2006/diagram" xmlns:pic="http://schemas.openxmlformats.org/drawingml/2006/picture" xmlns:xdr="http://schemas.openxmlformats.org/drawingml/2006/spreadsheetDrawing" xmlns:dsp="http://schemas.microsoft.com/office/drawing/2008/diagram" xmlns:o="urn:schemas-microsoft-com:office:office" xmlns:v="urn:schemas-microsoft-com:vml" xmlns:w10="urn:schemas-microsoft-com:office:word" xmlns:xvml="urn:schemas-microsoft-com:office:excel" xmlns:pvml="urn:schemas-microsoft-com:office:powerpoint" xmlns:cppr="http://schemas.microsoft.com/office/2006/coverPageProps" xmlns:odx="http://opendope.org/xpaths" xmlns:odc="http://opendope.org/conditions" xmlns:odq="http://opendope.org/questions" xmlns:oda="http://opendope.org/answers" xmlns:odi="http://opendope.org/components" xmlns:odgm="http://opendope.org/SmartArt/DataHierarchy" xmlns:b="http://schemas.openxmlformats.org/officeDocument/2006/bibliography" xmlns:msink="http://schemas.microsoft.com/ink/2010/main" xmlns:cdr14="http://schemas.microsoft.com/office/drawing/2010/chartDrawing" xmlns:c15="http://schemas.microsoft.com/office/drawing/2012/chart" xmlns:cs="http://schemas.microsoft.com/office/drawing/2012/chartStyle" xmlns:ns43="http://www.w3.org/1998/Math/MathML" xmlns:ns44="http://www.w3.org/2003/InkML" xmlns:a13cmd="http://schemas.microsoft.com/office/drawing/2013/main/command" xmlns:cx="http://schemas.microsoft.com/office/drawing/2014/chartex" xmlns:c16="http://schemas.microsoft.com/office/drawing/2014/chart" xmlns:dgm1611="http://schemas.microsoft.com/office/drawing/2016/11/diagram" xmlns:c16r3="http://schemas.microsoft.com/office/drawing/2017/03/chart" xmlns:am3d="http://schemas.microsoft.com/office/drawing/2017/model3d" xmlns:an18="http://schemas.microsoft.com/office/drawing/2018/animation" xmlns:anam3d="http://schemas.microsoft.com/office/drawing/2018/animation/model3d" xmlns:iact="http://schemas.microsoft.com/office/powerpoint/2014/inkAction" xmlns:thm15="http://schemas.microsoft.com/office/thememl/2012/main" xmlns:wps="http://schemas.microsoft.com/office/word/2010/wordprocessingShape" xmlns:wpc="http://schemas.microsoft.com/office/word/2010/wordprocessingCanvas" xmlns:wpg="http://schemas.microsoft.com/office/word/2010/wordprocessingGroup" xmlns:w16="http://schemas.microsoft.com/office/word/2018/wordml" xmlns:w16cex="http://schemas.microsoft.com/office/word/2018/wordml/cex" xmlns:cei="http://schemas.microsoft.com/office/word/2026/wordml/cei" xmlns:wetp="http://schemas.microsoft.com/office/webextensions/taskpanes/2010/11" xmlns:we="http://schemas.microsoft.com/office/webextensions/webextension/2010/11" xmlns:comp="http://schemas.openxmlformats.org/drawingml/2006/compatibility" xmlns:lc="http://schemas.openxmlformats.org/drawingml/2006/lockedCanvas" xmlns:dgm14="http://schemas.microsoft.com/office/drawing/2010/diagram" xmlns:a15="http://schemas.microsoft.com/office/drawing/2012/main" xmlns:pic14="http://schemas.microsoft.com/office/drawing/2010/picture" xmlns:c16ac="http://schemas.microsoft.com/office/drawing/2014/chart/ac" xmlns:a16="http://schemas.microsoft.com/office/drawing/2014/main" xmlns:a1611="http://schemas.microsoft.com/office/drawing/2016/11/main" xmlns:dgm1612="http://schemas.microsoft.com/office/drawing/2016/12/diagram" xmlns:a16svg="http://schemas.microsoft.com/office/drawing/2016/SVG/main" xmlns:adec="http://schemas.microsoft.com/office/drawing/2017/decorative" xmlns:a18hc="http://schemas.microsoft.com/office/drawing/2018/hyperlinkcolor" xmlns:wp15="http://schemas.microsoft.com/office/word/2012/wordprocessingDrawing" name="Office Theme">
   <a:themeElements>
